--- a/Second-Pass-Facilitator-Guide.docx
+++ b/Second-Pass-Facilitator-Guide.docx
@@ -4,7 +4,7 @@
   <w:body>
     <w:p>
       <w:pPr>
-        <w:spacing w:before="0" w:after="96" w:line="240" w:lineRule="auto"/>
+        <w:spacing w:before="0" w:after="40" w:line="230" w:lineRule="auto"/>
         <w:jc w:val="center"/>
         <w:keepNext/>
       </w:pPr>
@@ -19,7 +19,7 @@
     </w:p>
     <w:p>
       <w:pPr>
-        <w:spacing w:before="72" w:after="0" w:line="240" w:lineRule="auto"/>
+        <w:spacing w:before="30" w:after="0" w:line="230" w:lineRule="auto"/>
       </w:pPr>
       <w:r>
         <w:rPr>
@@ -27,12 +27,12 @@
           <w:b w:val="0"/>
           <w:sz w:val="21"/>
         </w:rPr>
-        <w:t>Forty minutes for a chapter meeting, a classroom or a firm's staff training. The long version is FACILITATOR-GUIDE.md.</w:t>
+        <w:t>Forty minutes for a chapter meeting, a classroom or a firm's staff training. Version 2.0, 13 September 2026, against halyard-v4 and brightwater-v4. The long version is FACILITATOR-GUIDE.md.</w:t>
       </w:r>
     </w:p>
     <w:p>
       <w:pPr>
-        <w:spacing w:before="120" w:after="48" w:line="240" w:lineRule="auto"/>
+        <w:spacing w:before="50" w:after="20" w:line="230" w:lineRule="auto"/>
         <w:pBdr>
           <w:bottom w:val="single" w:sz="6" w:space="1" w:color="000000"/>
         </w:pBdr>
@@ -53,7 +53,7 @@
         <w:tabs>
           <w:tab w:pos="360" w:val="left"/>
         </w:tabs>
-        <w:spacing w:before="30" w:after="0" w:line="240" w:lineRule="auto"/>
+        <w:spacing w:before="12" w:after="0" w:line="230" w:lineRule="auto"/>
         <w:ind w:left="360" w:hanging="360"/>
       </w:pPr>
       <w:r>
@@ -70,7 +70,7 @@
           <w:b w:val="0"/>
           <w:sz w:val="21"/>
         </w:rPr>
-        <w:t>The link, https://fiscalpatriots.github.io/beat-the-machine/, and a phone or laptop each. Nothing to install.</w:t>
+        <w:t>The link, https://fiscalpatriots.github.io/beat-the-machine/, and a phone or laptop each. The header on every page carries Drill, Checker and Review, so nobody needs a URL read aloud.</w:t>
       </w:r>
     </w:p>
     <w:p>
@@ -78,7 +78,7 @@
         <w:tabs>
           <w:tab w:pos="360" w:val="left"/>
         </w:tabs>
-        <w:spacing w:before="30" w:after="0" w:line="240" w:lineRule="auto"/>
+        <w:spacing w:before="12" w:after="0" w:line="230" w:lineRule="auto"/>
         <w:ind w:left="360" w:hanging="360"/>
       </w:pPr>
       <w:r>
@@ -95,7 +95,7 @@
           <w:b w:val="0"/>
           <w:sz w:val="21"/>
         </w:rPr>
-        <w:t>The response sheet, if you want numbers. Rounds post to a Google Form you must own to read. Without it, use a show of hands.</w:t>
+        <w:t>The response sheet, if you want numbers. Rounds post to a Google Form you must own to read. Without it, take a show of hands, and walk through it yourself in test mode first, ?test=1, which posts nothing.</w:t>
       </w:r>
     </w:p>
     <w:p>
@@ -103,7 +103,7 @@
         <w:tabs>
           <w:tab w:pos="360" w:val="left"/>
         </w:tabs>
-        <w:spacing w:before="30" w:after="0" w:line="240" w:lineRule="auto"/>
+        <w:spacing w:before="12" w:after="0" w:line="230" w:lineRule="auto"/>
         <w:ind w:left="360" w:hanging="360"/>
       </w:pPr>
       <w:r>
@@ -120,12 +120,12 @@
           <w:b w:val="0"/>
           <w:sz w:val="21"/>
         </w:rPr>
-        <w:t>Send the link the day before only if you want scores in hand first, ask for one run each, and set a codename rule.</w:t>
+        <w:t>Read the data notice rather than talking over it, and say pseudonymous. The chips include Professor and Outside Mason, the practitioner route.</w:t>
       </w:r>
     </w:p>
     <w:p>
       <w:pPr>
-        <w:spacing w:before="120" w:after="48" w:line="240" w:lineRule="auto"/>
+        <w:spacing w:before="50" w:after="20" w:line="230" w:lineRule="auto"/>
         <w:pBdr>
           <w:bottom w:val="single" w:sz="6" w:space="1" w:color="000000"/>
         </w:pBdr>
@@ -143,7 +143,7 @@
     </w:p>
     <w:p>
       <w:pPr>
-        <w:spacing w:before="60" w:after="0" w:line="240" w:lineRule="auto"/>
+        <w:spacing w:before="25" w:after="0" w:line="230" w:lineRule="auto"/>
         <w:rPr>
           <w:sz w:val="2"/>
           <w:szCs w:val="2"/>
@@ -178,7 +178,7 @@
           </w:tcPr>
           <w:p>
             <w:pPr>
-              <w:spacing w:before="10" w:after="10" w:line="240" w:lineRule="auto"/>
+              <w:spacing w:before="4" w:after="4" w:line="230" w:lineRule="auto"/>
             </w:pPr>
             <w:r>
               <w:rPr>
@@ -202,7 +202,7 @@
           </w:tcPr>
           <w:p>
             <w:pPr>
-              <w:spacing w:before="10" w:after="10" w:line="240" w:lineRule="auto"/>
+              <w:spacing w:before="4" w:after="4" w:line="230" w:lineRule="auto"/>
             </w:pPr>
             <w:r>
               <w:rPr>
@@ -226,7 +226,7 @@
           </w:tcPr>
           <w:p>
             <w:pPr>
-              <w:spacing w:before="10" w:after="10" w:line="240" w:lineRule="auto"/>
+              <w:spacing w:before="4" w:after="4" w:line="230" w:lineRule="auto"/>
             </w:pPr>
             <w:r>
               <w:rPr>
@@ -252,7 +252,7 @@
           </w:tcPr>
           <w:p>
             <w:pPr>
-              <w:spacing w:before="10" w:after="10" w:line="240" w:lineRule="auto"/>
+              <w:spacing w:before="4" w:after="4" w:line="230" w:lineRule="auto"/>
             </w:pPr>
             <w:r>
               <w:rPr>
@@ -276,7 +276,7 @@
           </w:tcPr>
           <w:p>
             <w:pPr>
-              <w:spacing w:before="10" w:after="10" w:line="240" w:lineRule="auto"/>
+              <w:spacing w:before="4" w:after="4" w:line="230" w:lineRule="auto"/>
             </w:pPr>
             <w:r>
               <w:rPr>
@@ -300,7 +300,7 @@
           </w:tcPr>
           <w:p>
             <w:pPr>
-              <w:spacing w:before="10" w:after="10" w:line="240" w:lineRule="auto"/>
+              <w:spacing w:before="4" w:after="4" w:line="230" w:lineRule="auto"/>
             </w:pPr>
             <w:r>
               <w:rPr>
@@ -308,7 +308,7 @@
                 <w:b w:val="0"/>
                 <w:sz w:val="21"/>
               </w:rPr>
-              <w:t>The commentary is a built case, written the way an AI assistant writes one and carrying the mistakes they make, and the room is the second pass. Read the threshold rule aloud: a movement owes commentary only when it clears both $25,000 and 10 percent. Do not name the six error types first.</w:t>
+              <w:t>A built case carrying the mistakes an AI assistant makes. Read the threshold rule aloud: above both $25,000 and 10 percent. Name no error types.</w:t>
             </w:r>
           </w:p>
         </w:tc>
@@ -326,7 +326,7 @@
           </w:tcPr>
           <w:p>
             <w:pPr>
-              <w:spacing w:before="10" w:after="10" w:line="240" w:lineRule="auto"/>
+              <w:spacing w:before="4" w:after="4" w:line="230" w:lineRule="auto"/>
             </w:pPr>
             <w:r>
               <w:rPr>
@@ -350,7 +350,7 @@
           </w:tcPr>
           <w:p>
             <w:pPr>
-              <w:spacing w:before="10" w:after="10" w:line="240" w:lineRule="auto"/>
+              <w:spacing w:before="4" w:after="4" w:line="230" w:lineRule="auto"/>
             </w:pPr>
             <w:r>
               <w:rPr>
@@ -374,7 +374,7 @@
           </w:tcPr>
           <w:p>
             <w:pPr>
-              <w:spacing w:before="10" w:after="10" w:line="240" w:lineRule="auto"/>
+              <w:spacing w:before="4" w:after="4" w:line="230" w:lineRule="auto"/>
             </w:pPr>
             <w:r>
               <w:rPr>
@@ -382,7 +382,7 @@
                 <w:b w:val="0"/>
                 <w:sz w:val="21"/>
               </w:rPr>
-              <w:t>Each person plays the fourteen Halyard lines alone. Par is ten minutes and no question about a line is answered.</w:t>
+              <w:t>The fourteen Halyard lines, alone, par ten minutes, and no question about a line answered.</w:t>
             </w:r>
           </w:p>
         </w:tc>
@@ -400,7 +400,7 @@
           </w:tcPr>
           <w:p>
             <w:pPr>
-              <w:spacing w:before="10" w:after="10" w:line="240" w:lineRule="auto"/>
+              <w:spacing w:before="4" w:after="4" w:line="230" w:lineRule="auto"/>
             </w:pPr>
             <w:r>
               <w:rPr>
@@ -424,7 +424,7 @@
           </w:tcPr>
           <w:p>
             <w:pPr>
-              <w:spacing w:before="10" w:after="10" w:line="240" w:lineRule="auto"/>
+              <w:spacing w:before="4" w:after="4" w:line="230" w:lineRule="auto"/>
             </w:pPr>
             <w:r>
               <w:rPr>
@@ -448,7 +448,7 @@
           </w:tcPr>
           <w:p>
             <w:pPr>
-              <w:spacing w:before="10" w:after="10" w:line="240" w:lineRule="auto"/>
+              <w:spacing w:before="4" w:after="4" w:line="230" w:lineRule="auto"/>
             </w:pPr>
             <w:r>
               <w:rPr>
@@ -456,7 +456,7 @@
                 <w:b w:val="0"/>
                 <w:sz w:val="21"/>
               </w:rPr>
-              <w:t>Five lines of a dental group nobody has seen, scored on their own. Say only what the bridge screen says.</w:t>
+              <w:t>Five lines of a dental group nobody has seen, with no reveal, no score and no track. Say only what the bridge screen says.</w:t>
             </w:r>
           </w:p>
         </w:tc>
@@ -474,7 +474,7 @@
           </w:tcPr>
           <w:p>
             <w:pPr>
-              <w:spacing w:before="10" w:after="10" w:line="240" w:lineRule="auto"/>
+              <w:spacing w:before="4" w:after="4" w:line="230" w:lineRule="auto"/>
             </w:pPr>
             <w:r>
               <w:rPr>
@@ -498,7 +498,7 @@
           </w:tcPr>
           <w:p>
             <w:pPr>
-              <w:spacing w:before="10" w:after="10" w:line="240" w:lineRule="auto"/>
+              <w:spacing w:before="4" w:after="4" w:line="230" w:lineRule="auto"/>
             </w:pPr>
             <w:r>
               <w:rPr>
@@ -522,7 +522,7 @@
           </w:tcPr>
           <w:p>
             <w:pPr>
-              <w:spacing w:before="10" w:after="10" w:line="240" w:lineRule="auto"/>
+              <w:spacing w:before="4" w:after="4" w:line="230" w:lineRule="auto"/>
             </w:pPr>
             <w:r>
               <w:rPr>
@@ -530,7 +530,7 @@
                 <w:b w:val="0"/>
                 <w:sz w:val="21"/>
               </w:rPr>
-              <w:t>The six questions below, two answers from the room on each.</w:t>
+              <w:t>The six questions below, two answers each, then three minutes on the reason.</w:t>
             </w:r>
           </w:p>
         </w:tc>
@@ -548,7 +548,7 @@
           </w:tcPr>
           <w:p>
             <w:pPr>
-              <w:spacing w:before="10" w:after="10" w:line="240" w:lineRule="auto"/>
+              <w:spacing w:before="4" w:after="4" w:line="230" w:lineRule="auto"/>
             </w:pPr>
             <w:r>
               <w:rPr>
@@ -572,7 +572,7 @@
           </w:tcPr>
           <w:p>
             <w:pPr>
-              <w:spacing w:before="10" w:after="10" w:line="240" w:lineRule="auto"/>
+              <w:spacing w:before="4" w:after="4" w:line="230" w:lineRule="auto"/>
             </w:pPr>
             <w:r>
               <w:rPr>
@@ -596,7 +596,7 @@
           </w:tcPr>
           <w:p>
             <w:pPr>
-              <w:spacing w:before="10" w:after="10" w:line="240" w:lineRule="auto"/>
+              <w:spacing w:before="4" w:after="4" w:line="230" w:lineRule="auto"/>
             </w:pPr>
             <w:r>
               <w:rPr>
@@ -604,7 +604,7 @@
                 <w:b w:val="0"/>
                 <w:sz w:val="21"/>
               </w:rPr>
-              <w:t>The numbers back to the room. A script recomputes four of the six failures, and invented driver and timing stay with a person.</w:t>
+              <w:t>The numbers back, the voluntary send, and the argument: four failures recompute and two stay with a person.</w:t>
             </w:r>
           </w:p>
         </w:tc>
@@ -612,7 +612,7 @@
     </w:tbl>
     <w:p>
       <w:pPr>
-        <w:spacing w:before="72" w:after="0" w:line="240" w:lineRule="auto"/>
+        <w:spacing w:before="30" w:after="0" w:line="230" w:lineRule="auto"/>
         <w:rPr>
           <w:sz w:val="2"/>
           <w:szCs w:val="2"/>
@@ -621,7 +621,38 @@
     </w:p>
     <w:p>
       <w:pPr>
-        <w:spacing w:before="120" w:after="48" w:line="240" w:lineRule="auto"/>
+        <w:spacing w:before="50" w:after="20" w:line="230" w:lineRule="auto"/>
+        <w:pBdr>
+          <w:bottom w:val="single" w:sz="6" w:space="1" w:color="000000"/>
+        </w:pBdr>
+        <w:keepNext/>
+      </w:pPr>
+      <w:r>
+        <w:rPr>
+          <w:rFonts w:ascii="Calibri" w:hAnsi="Calibri"/>
+          <w:b/>
+          <w:sz w:val="21"/>
+          <w:spacing w:val="20"/>
+        </w:rPr>
+        <w:t>The two-step lock, and the reason score</w:t>
+      </w:r>
+    </w:p>
+    <w:p>
+      <w:pPr>
+        <w:spacing w:before="0" w:after="0" w:line="230" w:lineRule="auto"/>
+      </w:pPr>
+      <w:r>
+        <w:rPr>
+          <w:rFonts w:ascii="Calibri" w:hAnsi="Calibri"/>
+          <w:b w:val="0"/>
+          <w:sz w:val="21"/>
+        </w:rPr>
+        <w:t>The player calls the line, the buttons become a chip row, and no reveal comes until a chip is tapped, worth saying in the framing. The chips are figure does not tie, direction wrong, no source on file, wrong period, wrong account, nothing written where owed, and on a stand, the figure and reason hold. Each card carries a key of the chips that fit it, so a reason scores right when one tapped chip is in the key and none is outside it. The end screen prints Right call 12 of 14 beside Right reason 9 of 14, ranks read the call alone, and the reason score tests the stated basis for contradiction rather than proving anybody reasoned.</w:t>
+      </w:r>
+    </w:p>
+    <w:p>
+      <w:pPr>
+        <w:spacing w:before="50" w:after="20" w:line="230" w:lineRule="auto"/>
         <w:pBdr>
           <w:bottom w:val="single" w:sz="6" w:space="1" w:color="000000"/>
         </w:pBdr>
@@ -639,7 +670,7 @@
     </w:p>
     <w:p>
       <w:pPr>
-        <w:spacing w:before="60" w:after="0" w:line="240" w:lineRule="auto"/>
+        <w:spacing w:before="25" w:after="0" w:line="230" w:lineRule="auto"/>
         <w:rPr>
           <w:sz w:val="2"/>
           <w:szCs w:val="2"/>
@@ -674,7 +705,7 @@
           </w:tcPr>
           <w:p>
             <w:pPr>
-              <w:spacing w:before="10" w:after="10" w:line="240" w:lineRule="auto"/>
+              <w:spacing w:before="4" w:after="4" w:line="230" w:lineRule="auto"/>
             </w:pPr>
             <w:r>
               <w:rPr>
@@ -698,7 +729,7 @@
           </w:tcPr>
           <w:p>
             <w:pPr>
-              <w:spacing w:before="10" w:after="10" w:line="240" w:lineRule="auto"/>
+              <w:spacing w:before="4" w:after="4" w:line="230" w:lineRule="auto"/>
             </w:pPr>
             <w:r>
               <w:rPr>
@@ -722,7 +753,7 @@
           </w:tcPr>
           <w:p>
             <w:pPr>
-              <w:spacing w:before="10" w:after="10" w:line="240" w:lineRule="auto"/>
+              <w:spacing w:before="4" w:after="4" w:line="230" w:lineRule="auto"/>
             </w:pPr>
             <w:r>
               <w:rPr>
@@ -748,7 +779,7 @@
           </w:tcPr>
           <w:p>
             <w:pPr>
-              <w:spacing w:before="10" w:after="10" w:line="240" w:lineRule="auto"/>
+              <w:spacing w:before="4" w:after="4" w:line="230" w:lineRule="auto"/>
             </w:pPr>
             <w:r>
               <w:rPr>
@@ -756,7 +787,7 @@
                 <w:b w:val="0"/>
                 <w:sz w:val="21"/>
               </w:rPr>
-              <w:t>Which figure did not tie to the ledger?</w:t>
+              <w:t>Which figures did not tie?</w:t>
             </w:r>
           </w:p>
         </w:tc>
@@ -772,7 +803,7 @@
           </w:tcPr>
           <w:p>
             <w:pPr>
-              <w:spacing w:before="10" w:after="10" w:line="240" w:lineRule="auto"/>
+              <w:spacing w:before="4" w:after="4" w:line="230" w:lineRule="auto"/>
             </w:pPr>
             <w:r>
               <w:rPr>
@@ -796,7 +827,7 @@
           </w:tcPr>
           <w:p>
             <w:pPr>
-              <w:spacing w:before="10" w:after="10" w:line="240" w:lineRule="auto"/>
+              <w:spacing w:before="4" w:after="4" w:line="230" w:lineRule="auto"/>
             </w:pPr>
             <w:r>
               <w:rPr>
@@ -822,7 +853,7 @@
           </w:tcPr>
           <w:p>
             <w:pPr>
-              <w:spacing w:before="10" w:after="10" w:line="240" w:lineRule="auto"/>
+              <w:spacing w:before="4" w:after="4" w:line="230" w:lineRule="auto"/>
             </w:pPr>
             <w:r>
               <w:rPr>
@@ -830,7 +861,7 @@
                 <w:b w:val="0"/>
                 <w:sz w:val="21"/>
               </w:rPr>
-              <w:t>Which sentence has the movement backwards?</w:t>
+              <w:t>Which sentence runs backwards?</w:t>
             </w:r>
           </w:p>
         </w:tc>
@@ -846,7 +877,7 @@
           </w:tcPr>
           <w:p>
             <w:pPr>
-              <w:spacing w:before="10" w:after="10" w:line="240" w:lineRule="auto"/>
+              <w:spacing w:before="4" w:after="4" w:line="230" w:lineRule="auto"/>
             </w:pPr>
             <w:r>
               <w:rPr>
@@ -870,7 +901,7 @@
           </w:tcPr>
           <w:p>
             <w:pPr>
-              <w:spacing w:before="10" w:after="10" w:line="240" w:lineRule="auto"/>
+              <w:spacing w:before="4" w:after="4" w:line="230" w:lineRule="auto"/>
             </w:pPr>
             <w:r>
               <w:rPr>
@@ -896,7 +927,7 @@
           </w:tcPr>
           <w:p>
             <w:pPr>
-              <w:spacing w:before="10" w:after="10" w:line="240" w:lineRule="auto"/>
+              <w:spacing w:before="4" w:after="4" w:line="230" w:lineRule="auto"/>
             </w:pPr>
             <w:r>
               <w:rPr>
@@ -920,7 +951,7 @@
           </w:tcPr>
           <w:p>
             <w:pPr>
-              <w:spacing w:before="10" w:after="10" w:line="240" w:lineRule="auto"/>
+              <w:spacing w:before="4" w:after="4" w:line="230" w:lineRule="auto"/>
             </w:pPr>
             <w:r>
               <w:rPr>
@@ -944,7 +975,7 @@
           </w:tcPr>
           <w:p>
             <w:pPr>
-              <w:spacing w:before="10" w:after="10" w:line="240" w:lineRule="auto"/>
+              <w:spacing w:before="4" w:after="4" w:line="230" w:lineRule="auto"/>
             </w:pPr>
             <w:r>
               <w:rPr>
@@ -952,7 +983,7 @@
                 <w:b w:val="0"/>
                 <w:sz w:val="21"/>
               </w:rPr>
-              <w:t>One program is finished on June 30 and still running into August, and which holds decides whether June owes an accrual.</w:t>
+              <w:t>The same program is finished on June 30 and still running into August.</w:t>
             </w:r>
           </w:p>
         </w:tc>
@@ -970,7 +1001,7 @@
           </w:tcPr>
           <w:p>
             <w:pPr>
-              <w:spacing w:before="10" w:after="10" w:line="240" w:lineRule="auto"/>
+              <w:spacing w:before="4" w:after="4" w:line="230" w:lineRule="auto"/>
             </w:pPr>
             <w:r>
               <w:rPr>
@@ -978,7 +1009,7 @@
                 <w:b w:val="0"/>
                 <w:sz w:val="21"/>
               </w:rPr>
-              <w:t>Which reason sounded specific and rested on nothing?</w:t>
+              <w:t>Which reasons sounded specific and rested on nothing?</w:t>
             </w:r>
           </w:p>
         </w:tc>
@@ -994,7 +1025,7 @@
           </w:tcPr>
           <w:p>
             <w:pPr>
-              <w:spacing w:before="10" w:after="10" w:line="240" w:lineRule="auto"/>
+              <w:spacing w:before="4" w:after="4" w:line="230" w:lineRule="auto"/>
             </w:pPr>
             <w:r>
               <w:rPr>
@@ -1002,7 +1033,7 @@
                 <w:b w:val="0"/>
                 <w:sz w:val="21"/>
               </w:rPr>
-              <w:t>Invented driver, 7</w:t>
+              <w:t>Unsupported driver, 7 and 14</w:t>
             </w:r>
           </w:p>
         </w:tc>
@@ -1018,7 +1049,7 @@
           </w:tcPr>
           <w:p>
             <w:pPr>
-              <w:spacing w:before="10" w:after="10" w:line="240" w:lineRule="auto"/>
+              <w:spacing w:before="4" w:after="4" w:line="230" w:lineRule="auto"/>
             </w:pPr>
             <w:r>
               <w:rPr>
@@ -1026,7 +1057,7 @@
                 <w:b w:val="0"/>
                 <w:sz w:val="21"/>
               </w:rPr>
-              <w:t>Ask what document would prove it. Nothing on file means a guess wearing a fact's clothes.</w:t>
+              <w:t>Ask what document would prove it. On 14 it points at depreciation, which never moved.</w:t>
             </w:r>
           </w:p>
         </w:tc>
@@ -1044,7 +1075,7 @@
           </w:tcPr>
           <w:p>
             <w:pPr>
-              <w:spacing w:before="10" w:after="10" w:line="240" w:lineRule="auto"/>
+              <w:spacing w:before="4" w:after="4" w:line="230" w:lineRule="auto"/>
             </w:pPr>
             <w:r>
               <w:rPr>
@@ -1052,7 +1083,7 @@
                 <w:b w:val="0"/>
                 <w:sz w:val="21"/>
               </w:rPr>
-              <w:t>Where did the memo explain one account by pointing at another?</w:t>
+              <w:t>Where is a movement credited to a cause nobody documented?</w:t>
             </w:r>
           </w:p>
         </w:tc>
@@ -1068,7 +1099,7 @@
           </w:tcPr>
           <w:p>
             <w:pPr>
-              <w:spacing w:before="10" w:after="10" w:line="240" w:lineRule="auto"/>
+              <w:spacing w:before="4" w:after="4" w:line="230" w:lineRule="auto"/>
             </w:pPr>
             <w:r>
               <w:rPr>
@@ -1076,7 +1107,7 @@
                 <w:b w:val="0"/>
                 <w:sz w:val="21"/>
               </w:rPr>
-              <w:t>Wrong account, 12 and 14</w:t>
+              <w:t>Unsupported attribution, 12</w:t>
             </w:r>
           </w:p>
         </w:tc>
@@ -1092,7 +1123,7 @@
           </w:tcPr>
           <w:p>
             <w:pPr>
-              <w:spacing w:before="10" w:after="10" w:line="240" w:lineRule="auto"/>
+              <w:spacing w:before="4" w:after="4" w:line="230" w:lineRule="auto"/>
             </w:pPr>
             <w:r>
               <w:rPr>
@@ -1100,7 +1131,7 @@
                 <w:b w:val="0"/>
                 <w:sz w:val="21"/>
               </w:rPr>
-              <w:t>Go and look at the account it named. Depreciation did not move at all.</w:t>
+              <w:t>Continued demand is a claim about customers, and no billing bridge is on file.</w:t>
             </w:r>
           </w:p>
         </w:tc>
@@ -1118,7 +1149,7 @@
           </w:tcPr>
           <w:p>
             <w:pPr>
-              <w:spacing w:before="10" w:after="10" w:line="240" w:lineRule="auto"/>
+              <w:spacing w:before="4" w:after="4" w:line="230" w:lineRule="auto"/>
             </w:pPr>
             <w:r>
               <w:rPr>
@@ -1126,7 +1157,7 @@
                 <w:b w:val="0"/>
                 <w:sz w:val="21"/>
               </w:rPr>
-              <w:t>Which account owed an explanation and got no sentence?</w:t>
+              <w:t>Which account owed an explanation and got none?</w:t>
             </w:r>
           </w:p>
         </w:tc>
@@ -1142,7 +1173,7 @@
           </w:tcPr>
           <w:p>
             <w:pPr>
-              <w:spacing w:before="10" w:after="10" w:line="240" w:lineRule="auto"/>
+              <w:spacing w:before="4" w:after="4" w:line="230" w:lineRule="auto"/>
             </w:pPr>
             <w:r>
               <w:rPr>
@@ -1150,7 +1181,7 @@
                 <w:b w:val="0"/>
                 <w:sz w:val="21"/>
               </w:rPr>
-              <w:t>Silence, 11</w:t>
+              <w:t>No explanation, 11</w:t>
             </w:r>
           </w:p>
         </w:tc>
@@ -1166,7 +1197,7 @@
           </w:tcPr>
           <w:p>
             <w:pPr>
-              <w:spacing w:before="10" w:after="10" w:line="240" w:lineRule="auto"/>
+              <w:spacing w:before="4" w:after="4" w:line="230" w:lineRule="auto"/>
             </w:pPr>
             <w:r>
               <w:rPr>
@@ -1174,7 +1205,7 @@
                 <w:b w:val="0"/>
                 <w:sz w:val="21"/>
               </w:rPr>
-              <w:t>Read the ledger for what the memo left out, not only for what it got wrong. This is the one the room misses, at 77.8 percent against 88.9 percent on the visibly wrong lines.</w:t>
+              <w:t>Read the ledger for what the memo left out, not only for what it got wrong.</w:t>
             </w:r>
           </w:p>
         </w:tc>
@@ -1182,7 +1213,7 @@
     </w:tbl>
     <w:p>
       <w:pPr>
-        <w:spacing w:before="72" w:after="0" w:line="240" w:lineRule="auto"/>
+        <w:spacing w:before="30" w:after="0" w:line="230" w:lineRule="auto"/>
         <w:rPr>
           <w:sz w:val="2"/>
           <w:szCs w:val="2"/>
@@ -1191,7 +1222,20 @@
     </w:p>
     <w:p>
       <w:pPr>
-        <w:spacing w:before="120" w:after="48" w:line="240" w:lineRule="auto"/>
+        <w:spacing w:before="30" w:after="0" w:line="230" w:lineRule="auto"/>
+      </w:pPr>
+      <w:r>
+        <w:rPr>
+          <w:rFonts w:ascii="Calibri" w:hAnsi="Calibri"/>
+          <w:b w:val="0"/>
+          <w:sz w:val="21"/>
+        </w:rPr>
+        <w:t>Then three minutes on the reason. Ask which chip they tapped, type by type, and put the key beside it: 1 and 8 take figure does not tie, 3 direction wrong, 2 wrong period, 11 nothing written where owed, no source on file rides with all of those except 1 and stands alone on 7, 12 and 14, and the clean lines take the figure and reason hold. Watch for a right call through the wrong finding, a defect chip on a line they let stand, and no source on file tapped everywhere, which fits six of the eight problem lines.</w:t>
+      </w:r>
+    </w:p>
+    <w:p>
+      <w:pPr>
+        <w:spacing w:before="50" w:after="20" w:line="230" w:lineRule="auto"/>
         <w:pBdr>
           <w:bottom w:val="single" w:sz="6" w:space="1" w:color="000000"/>
         </w:pBdr>
@@ -1209,7 +1253,7 @@
     </w:p>
     <w:p>
       <w:pPr>
-        <w:spacing w:before="0" w:after="0" w:line="240" w:lineRule="auto"/>
+        <w:spacing w:before="0" w:after="0" w:line="230" w:lineRule="auto"/>
       </w:pPr>
       <w:r>
         <w:rPr>
@@ -1217,38 +1261,7 @@
           <w:b w:val="0"/>
           <w:sz w:val="21"/>
         </w:rPr>
-        <w:t>Download the responses as comma separated values and run findings.py against the file, or take three numbers by hand. Catch rate on the eight problem lines, 1, 2, 3, 7, 8, 11, 12 and 14, noting that card one is inverted so flagging account 4200 posts Reject. False flags on the six clean lines, 4, 5, 6, 9, 10 and 13. The fresh case rate, which opens question C as Round2: 4/5. Count codenames, not rows, drop test rows, and treat anything filed before 12 September 2026 as an earlier key.</w:t>
-      </w:r>
-    </w:p>
-    <w:p>
-      <w:pPr>
-        <w:spacing w:before="120" w:after="48" w:line="240" w:lineRule="auto"/>
-        <w:pBdr>
-          <w:bottom w:val="single" w:sz="6" w:space="1" w:color="000000"/>
-        </w:pBdr>
-        <w:keepNext/>
-      </w:pPr>
-      <w:r>
-        <w:rPr>
-          <w:rFonts w:ascii="Calibri" w:hAnsi="Calibri"/>
-          <w:b/>
-          <w:sz w:val="21"/>
-          <w:spacing w:val="20"/>
-        </w:rPr>
-        <w:t>Variations, and what a student takes away</w:t>
-      </w:r>
-    </w:p>
-    <w:p>
-      <w:pPr>
-        <w:spacing w:before="0" w:after="0" w:line="240" w:lineRule="auto"/>
-      </w:pPr>
-      <w:r>
-        <w:rPr>
-          <w:rFonts w:ascii="Calibri" w:hAnsi="Calibri"/>
-          <w:b w:val="0"/>
-          <w:sz w:val="21"/>
-        </w:rPr>
-        <w:t>Give an AI assistant a variance schedule of your own, ask for a sentence of commentary per account with a cause named, and run what it returns through checker.html on the projector. Or run the game as a timed assessment, or work a memo through PROTOCOL.md with the room split into preparer, reviewer and controller. The objectives hold either way: recompute before you read, a reason is a claim, silence is a finding, and a clean line is a decision too.</w:t>
+        <w:t>Run findings.py against the downloaded responses and fill READOUT-TEMPLATE.md, or take four by hand: call accuracy on the eight problem lines, 1, 2, 3, 7, 8, 11, 12 and 14; false flags on the six clean lines; reason accuracy from Reason: agrees. in each Why cell; and the fresh case from question C. Card one is inverted, so flagging 4200 posts Reject. Count codenames rather than rows and drop your test rows.</w:t>
       </w:r>
     </w:p>
     <w:sectPr>
@@ -1625,7 +1638,7 @@
     <w:qFormat/>
     <w:rsid w:val="00FC693F"/>
     <w:pPr>
-      <w:spacing w:after="0" w:before="0" w:line="240" w:lineRule="auto"/>
+      <w:spacing w:after="0" w:before="0" w:line="230" w:lineRule="auto"/>
     </w:pPr>
     <w:rPr>
       <w:rFonts w:ascii="Calibri" w:hAnsi="Calibri"/>

--- a/Second-Pass-Facilitator-Guide.docx
+++ b/Second-Pass-Facilitator-Guide.docx
@@ -27,7 +27,7 @@
           <w:b w:val="0"/>
           <w:sz w:val="21"/>
         </w:rPr>
-        <w:t>Forty minutes for a chapter meeting, a classroom or a firm's staff training. Version 2.0, 13 September 2026, against halyard-v4 and brightwater-v4. The long version is FACILITATOR-GUIDE.md.</w:t>
+        <w:t>Forty minutes for a chapter meeting, a classroom or a firm's staff training. Version 2.1, 13 September 2026, against halyard-v4, brightwater-v5, product 1.6.1. Long version: FACILITATOR-GUIDE.md.</w:t>
       </w:r>
     </w:p>
     <w:p>
@@ -70,7 +70,7 @@
           <w:b w:val="0"/>
           <w:sz w:val="21"/>
         </w:rPr>
-        <w:t>The link, https://fiscalpatriots.github.io/beat-the-machine/, and a phone or laptop each. The header on every page carries Drill, Checker and Review, so nobody needs a URL read aloud.</w:t>
+        <w:t>The link, https://fiscalpatriots.github.io/beat-the-machine/, and a phone or laptop each. The header carries Drill, Checker and Review, so no URL is read aloud.</w:t>
       </w:r>
     </w:p>
     <w:p>
@@ -95,7 +95,7 @@
           <w:b w:val="0"/>
           <w:sz w:val="21"/>
         </w:rPr>
-        <w:t>The response sheet, if you want numbers. Rounds post to a Google Form you must own to read. Without it, take a show of hands, and walk through it yourself in test mode first, ?test=1, which posts nothing.</w:t>
+        <w:t>The response sheet, if you want numbers. Rounds post to a Google Form you must own to read. Without it, take a show of hands. Walk it yourself first in test mode, ?test=1, which posts nothing.</w:t>
       </w:r>
     </w:p>
     <w:p>
@@ -120,7 +120,7 @@
           <w:b w:val="0"/>
           <w:sz w:val="21"/>
         </w:rPr>
-        <w:t>Read the data notice rather than talking over it, and say pseudonymous. The chips include Professor and Outside Mason, the practitioner route.</w:t>
+        <w:t>Read the data notice rather than talking over it, and say pseudonymous. The chips include Professor and Outside Mason.</w:t>
       </w:r>
     </w:p>
     <w:p>
@@ -382,7 +382,7 @@
                 <w:b w:val="0"/>
                 <w:sz w:val="21"/>
               </w:rPr>
-              <w:t>The fourteen Halyard lines, alone, par ten minutes, and no question about a line answered.</w:t>
+              <w:t>The fourteen Halyard lines, alone, par ten minutes, no question about a line answered.</w:t>
             </w:r>
           </w:p>
         </w:tc>
@@ -456,7 +456,7 @@
                 <w:b w:val="0"/>
                 <w:sz w:val="21"/>
               </w:rPr>
-              <w:t>Five lines of a dental group nobody has seen, with no reveal, no score and no track. Say only what the bridge screen says.</w:t>
+              <w:t>Five lines of a dental group nobody has seen: no reveal, no score, no track. Say only what the bridge screen says.</w:t>
             </w:r>
           </w:p>
         </w:tc>
@@ -604,7 +604,7 @@
                 <w:b w:val="0"/>
                 <w:sz w:val="21"/>
               </w:rPr>
-              <w:t>The numbers back, the voluntary send, and the argument: four failures recompute and two stay with a person.</w:t>
+              <w:t>The numbers back, the voluntary send, and the argument: four checks recompute and two stay with a person.</w:t>
             </w:r>
           </w:p>
         </w:tc>
@@ -647,7 +647,7 @@
           <w:b w:val="0"/>
           <w:sz w:val="21"/>
         </w:rPr>
-        <w:t>The player calls the line, the buttons become a chip row, and no reveal comes until a chip is tapped, worth saying in the framing. The chips are figure does not tie, direction wrong, no source on file, wrong period, wrong account, nothing written where owed, and on a stand, the figure and reason hold. Each card carries a key of the chips that fit it, so a reason scores right when one tapped chip is in the key and none is outside it. The end screen prints Right call 12 of 14 beside Right reason 9 of 14, ranks read the call alone, and the reason score tests the stated basis for contradiction rather than proving anybody reasoned.</w:t>
+        <w:t>The player calls the line, the buttons become a chip row, and no reveal comes until a chip is tapped. Say that in the framing. The chips: figure does not tie, direction wrong, no source on file, wrong period, wrong account, nothing written where owed, and on a stand, the figure and reason hold. Each card carries a key of the chips that fit it, so a reason scores right when one tapped chip is in the key and none is outside it. The end screen prints the call score beside the reason score, ranks read the call alone, and the reason score tests the stated basis for contradiction rather than proving anybody reasoned.</w:t>
       </w:r>
     </w:p>
     <w:p>
@@ -983,7 +983,7 @@
                 <w:b w:val="0"/>
                 <w:sz w:val="21"/>
               </w:rPr>
-              <w:t>The same program is finished on June 30 and still running into August.</w:t>
+              <w:t>The same program is finished on June 30 and still running into August, and neither says what June work was performed.</w:t>
             </w:r>
           </w:p>
         </w:tc>
@@ -1230,7 +1230,7 @@
           <w:b w:val="0"/>
           <w:sz w:val="21"/>
         </w:rPr>
-        <w:t>Then three minutes on the reason. Ask which chip they tapped, type by type, and put the key beside it: 1 and 8 take figure does not tie, 3 direction wrong, 2 wrong period, 11 nothing written where owed, no source on file rides with all of those except 1 and stands alone on 7, 12 and 14, and the clean lines take the figure and reason hold. Watch for a right call through the wrong finding, a defect chip on a line they let stand, and no source on file tapped everywhere, which fits six of the eight problem lines.</w:t>
+        <w:t>Then three minutes on the reason. Ask which chip they tapped, type by type, and put the key beside it: 1 and 8 figure does not tie, 3 direction wrong, 2 wrong period, 11 nothing written where owed; no source on file rides with all of those except 1 and stands alone on 7, 12 and 14; clean lines take the figure and reason hold. Watch for a right call through the wrong finding, a defect chip on a line they let stand, and no source on file tapped everywhere.</w:t>
       </w:r>
     </w:p>
     <w:p>
@@ -1261,7 +1261,7 @@
           <w:b w:val="0"/>
           <w:sz w:val="21"/>
         </w:rPr>
-        <w:t>Run findings.py against the downloaded responses and fill READOUT-TEMPLATE.md, or take four by hand: call accuracy on the eight problem lines, 1, 2, 3, 7, 8, 11, 12 and 14; false flags on the six clean lines; reason accuracy from Reason: agrees. in each Why cell; and the fresh case from question C. Card one is inverted, so flagging 4200 posts Reject. Count codenames rather than rows and drop your test rows.</w:t>
+        <w:t>Run findings.py against the downloaded responses and fill READOUT-TEMPLATE.md, or take four by hand: call accuracy on the eight problem lines, 1, 2, 3, 7, 8, 11, 12 and 14; false flags on the six clean lines; reason accuracy from Reason: agrees. in each Why cell; the fresh case from question C. Card one is inverted, so flagging 4200 posts Reject. Count codenames, not rows, and drop test rows.</w:t>
       </w:r>
     </w:p>
     <w:sectPr>

--- a/Second-Pass-Facilitator-Guide.docx
+++ b/Second-Pass-Facilitator-Guide.docx
@@ -647,7 +647,7 @@
           <w:b w:val="0"/>
           <w:sz w:val="21"/>
         </w:rPr>
-        <w:t>The player calls the line, the buttons become a chip row, and no reveal comes until a chip is tapped. Say that in the framing. The chips: figure does not tie, direction wrong, no source on file, wrong period, wrong account, nothing written where owed, and on a stand, the figure and reason hold. Each card carries a key of the chips that fit it, so a reason scores right when one tapped chip is in the key and none is outside it. The end screen prints the call score beside the reason score, ranks read the call alone, and the reason score tests the stated basis for contradiction rather than proving anybody reasoned.</w:t>
+        <w:t>The player calls the line, the buttons become a chip row, and no reveal comes until a chip is tapped. Say that in the framing. The chips: figure does not tie, direction wrong, no source on file, wrong period, wrong account, nothing written where owed, and on a stand, the figure and reason hold. Each card carries a key of the chips that fit it, so a reason scores right when one tapped chip is in the key and none is outside it. The end screen prints the call score beside the reason score. The badges read the calls alone, an agreeing reason adds points toward the rank, and the reason score tests the stated basis for contradiction rather than proving anybody reasoned.</w:t>
       </w:r>
     </w:p>
     <w:p>
@@ -1261,7 +1261,7 @@
           <w:b w:val="0"/>
           <w:sz w:val="21"/>
         </w:rPr>
-        <w:t>Run findings.py against the downloaded responses and fill READOUT-TEMPLATE.md, or take four by hand: call accuracy on the eight problem lines, 1, 2, 3, 7, 8, 11, 12 and 14; false flags on the six clean lines; reason accuracy from Reason: agrees. in each Why cell; the fresh case from question C. Card one is inverted, so flagging 4200 posts Reject. Count codenames, not rows, and drop test rows.</w:t>
+        <w:t>Run findings.py against the downloaded responses and fill READOUT-TEMPLATE.md, or take four by hand: call accuracy on the eight problem lines, 1, 2, 3, 7, 8, 11, 12 and 14; false flags on the six clean lines; reason accuracy from Reason: agrees. in each Why cell; the fresh case from question C. Card one is inverted, so flagging 4200 posts Reject. Drop test rows, count attempts rather than rows, read only the first attempt under each codename, and never report codenames as people.</w:t>
       </w:r>
     </w:p>
     <w:sectPr>

--- a/Second-Pass-Facilitator-Guide.docx
+++ b/Second-Pass-Facilitator-Guide.docx
@@ -382,7 +382,7 @@
                 <w:b w:val="0"/>
                 <w:sz w:val="21"/>
               </w:rPr>
-              <w:t>The fourteen Halyard lines, alone, par ten minutes, no question about a line answered.</w:t>
+              <w:t>The ledger alone first, tapping every line worth a second look, then the fourteen Halyard lines, alone, par ten minutes, no question about a line answered.</w:t>
             </w:r>
           </w:p>
         </w:tc>

--- a/Second-Pass-Facilitator-Guide.docx
+++ b/Second-Pass-Facilitator-Guide.docx
@@ -27,7 +27,7 @@
           <w:b w:val="0"/>
           <w:sz w:val="21"/>
         </w:rPr>
-        <w:t>Forty minutes for a chapter meeting, a classroom or a firm's staff training. Version 2.1, 13 September 2026, against halyard-v4, brightwater-v5, product 1.6.1. Long version: FACILITATOR-GUIDE.md.</w:t>
+        <w:t>Forty minutes for a chapter meeting, a classroom or a firm's staff training. Version 2.2, 13 September 2026, against halyard-v4, brightwater-v6 and the build still stamped product 1.6.1. Long version: FACILITATOR-GUIDE.md.</w:t>
       </w:r>
     </w:p>
     <w:p>
@@ -70,7 +70,7 @@
           <w:b w:val="0"/>
           <w:sz w:val="21"/>
         </w:rPr>
-        <w:t>The link, https://fiscalpatriots.github.io/beat-the-machine/, and a phone or laptop each. The header carries Drill, Checker and Review, so no URL is read aloud.</w:t>
+        <w:t>The link, https://fiscalpatriots.github.io/beat-the-machine/, and a phone or laptop each. The header links Drill, Checker and Review.</w:t>
       </w:r>
     </w:p>
     <w:p>
@@ -95,7 +95,7 @@
           <w:b w:val="0"/>
           <w:sz w:val="21"/>
         </w:rPr>
-        <w:t>The response sheet, if you want numbers. Rounds post to a Google Form you must own to read. Without it, take a show of hands. Walk it yourself first in test mode, ?test=1, which posts nothing.</w:t>
+        <w:t>The response sheet, if you want numbers. Rounds post to a Google Form you must own. Without it, take a show of hands. Walk it yourself first in test mode, ?test=1, which posts nothing.</w:t>
       </w:r>
     </w:p>
     <w:p>
@@ -456,7 +456,7 @@
                 <w:b w:val="0"/>
                 <w:sz w:val="21"/>
               </w:rPr>
-              <w:t>Five lines of a dental group nobody has seen: no reveal, no score, no track. Say only what the bridge screen says.</w:t>
+              <w:t>Five lines of a dental group nobody has seen: no reveal, score or track, and three written answers on every call. Say only what the bridge screen says.</w:t>
             </w:r>
           </w:p>
         </w:tc>
@@ -647,7 +647,7 @@
           <w:b w:val="0"/>
           <w:sz w:val="21"/>
         </w:rPr>
-        <w:t>The player calls the line, the buttons become a chip row, and no reveal comes until a chip is tapped. Say that in the framing. The chips: figure does not tie, direction wrong, no source on file, wrong period, wrong account, nothing written where owed, and on a stand, the figure and reason hold. Each card carries a key of the chips that fit it, so a reason scores right when one tapped chip is in the key and none is outside it. The end screen prints the call score beside the reason score. The badges read the calls alone, an agreeing reason adds points toward the rank, and the reason score tests the stated basis for contradiction rather than proving anybody reasoned.</w:t>
+        <w:t>The player calls the line, the buttons become a chip row, and no reveal comes until a chip is tapped. Say that in the framing. The chips: figure does not tie, direction wrong, no source on file, wrong period, wrong account, nothing written where owed, and on a stand, the figure and reason hold. Each card carries a key of the chips that fit it, so a reason scores right when one tapped chip is in the key and none is outside it. The badges read the calls alone, an agreeing reason adds points toward the rank, and the reason score tests the stated basis for contradiction rather than proving anybody reasoned.</w:t>
       </w:r>
     </w:p>
     <w:p>
@@ -983,7 +983,7 @@
                 <w:b w:val="0"/>
                 <w:sz w:val="21"/>
               </w:rPr>
-              <w:t>The same program is finished on June 30 and still running into August, and neither says what June work was performed.</w:t>
+              <w:t>The same program is finished on June 30 and still running into August.</w:t>
             </w:r>
           </w:p>
         </w:tc>
@@ -1261,7 +1261,7 @@
           <w:b w:val="0"/>
           <w:sz w:val="21"/>
         </w:rPr>
-        <w:t>Run findings.py against the downloaded responses and fill READOUT-TEMPLATE.md, or take four by hand: call accuracy on the eight problem lines, 1, 2, 3, 7, 8, 11, 12 and 14; false flags on the six clean lines; reason accuracy from Reason: agrees. in each Why cell; the fresh case from question C. Card one is inverted, so flagging 4200 posts Reject. Drop test rows, count attempts rather than rows, read only the first attempt under each codename, and never report codenames as people.</w:t>
+        <w:t>Run findings.py against the downloaded responses and fill READOUT-TEMPLATE.md, or take four by hand: call accuracy on the eight problem lines, 1, 2, 3, 7, 8, 11, 12 and 14; false flags on the six clean lines; reason accuracy from Reason: agrees. in each Why cell; the fresh case from question C. The written answers await an educator's scoring against RUBRIC.md. Card one is inverted, so flagging 4200 posts Reject. Drop test rows, count attempts rather than rows, read only the first attempt under each codename, and never report codenames as people.</w:t>
       </w:r>
     </w:p>
     <w:sectPr>
